--- a/eng/docx/24.content.docx
+++ b/eng/docx/24.content.docx
@@ -19,7 +19,7 @@
         <w:rPr>
           <w:lang w:val="en_US" w:bidi="en_US"/>
         </w:rPr>
-        <w:t>Resource: Study Notes - Book Intros (Tyndale)</w:t>
+        <w:t>Resource: Tyndale Open Study Notes</w:t>
       </w:r>
       <w:r>
         <w:rPr>
@@ -112,7 +112,7 @@
         <w:rPr>
           <w:lang w:val="en_US" w:bidi="en_US"/>
         </w:rPr>
-        <w:t>Study Notes - Book Intros (Tyndale)</w:t>
+        <w:t>Tyndale Open Study Notes</w:t>
       </w:r>
     </w:p>
     <w:p>

--- a/eng/docx/24.content.docx
+++ b/eng/docx/24.content.docx
@@ -19,7 +19,7 @@
         <w:rPr>
           <w:lang w:val="en_US" w:bidi="en_US"/>
         </w:rPr>
-        <w:t>Resource: Tyndale Open Study Notes</w:t>
+        <w:t>Resource: Aquifer Open Study Notes (Book Intros)</w:t>
       </w:r>
       <w:r>
         <w:rPr>
@@ -112,7 +112,7 @@
         <w:rPr>
           <w:lang w:val="en_US" w:bidi="en_US"/>
         </w:rPr>
-        <w:t>Tyndale Open Study Notes</w:t>
+        <w:t>Aquifer Open Study Notes (Book Intros)</w:t>
       </w:r>
     </w:p>
     <w:p>

--- a/eng/docx/24.content.docx
+++ b/eng/docx/24.content.docx
@@ -258,72 +258,48 @@
         </w:rPr>
         <w:t xml:space="preserve">Before Jeremiah was born, Assyria controlled the ancient Near East. They also controlled Egypt for a while. King Manasseh of Judah became a servant (called a vassal) to Assyria. He pledged loyalty to their gods and worshiped idols for most of his long reign (686–642 BC; see </w:t>
       </w:r>
-      <w:hyperlink r:id="rId13">
-        <w:r>
-          <w:rPr>
-            <w:lang w:val="en_US" w:bidi="en_US"/>
-          </w:rPr>
-          <w:rPr>
-            <w:color w:val="0000EE"/>
-            <w:u w:val="single"/>
-          </w:rPr>
-          <w:t>2 Kings 21:1–7</w:t>
-        </w:r>
-      </w:hyperlink>
+      <w:r>
+        <w:rPr>
+          <w:lang w:val="en_US" w:bidi="en_US"/>
+        </w:rPr>
+        <w:t>2 Kings 21:1–7</w:t>
+      </w:r>
       <w:r>
         <w:rPr>
           <w:lang w:val="en_US" w:bidi="en_US"/>
         </w:rPr>
         <w:t xml:space="preserve">). As a result, Judah became spiritually barren (but see </w:t>
       </w:r>
-      <w:hyperlink r:id="rId14">
-        <w:r>
-          <w:rPr>
-            <w:lang w:val="en_US" w:bidi="en_US"/>
-          </w:rPr>
-          <w:rPr>
-            <w:color w:val="0000EE"/>
-            <w:u w:val="single"/>
-          </w:rPr>
-          <w:t>2 Chronicles 33:10–17</w:t>
-        </w:r>
-      </w:hyperlink>
+      <w:r>
+        <w:rPr>
+          <w:lang w:val="en_US" w:bidi="en_US"/>
+        </w:rPr>
+        <w:t>2 Chronicles 33:10–17</w:t>
+      </w:r>
       <w:r>
         <w:rPr>
           <w:lang w:val="en_US" w:bidi="en_US"/>
         </w:rPr>
         <w:t>). Manasseh’s son Amon followed his father's bad example during his short reign (</w:t>
       </w:r>
-      <w:hyperlink r:id="rId15">
-        <w:r>
-          <w:rPr>
-            <w:lang w:val="en_US" w:bidi="en_US"/>
-          </w:rPr>
-          <w:rPr>
-            <w:color w:val="0000EE"/>
-            <w:u w:val="single"/>
-          </w:rPr>
-          <w:t>2 Kings 21:21</w:t>
-        </w:r>
-      </w:hyperlink>
+      <w:r>
+        <w:rPr>
+          <w:lang w:val="en_US" w:bidi="en_US"/>
+        </w:rPr>
+        <w:t>2 Kings 21:21</w:t>
+      </w:r>
       <w:r>
         <w:rPr>
           <w:lang w:val="en_US" w:bidi="en_US"/>
         </w:rPr>
         <w:t>). When some palace servants in Jerusalem killed Amon, the people quickly made Amon’s eight-year-old son, Josiah, king of Judah (</w:t>
       </w:r>
-      <w:hyperlink r:id="rId16">
-        <w:r>
-          <w:rPr>
-            <w:lang w:val="en_US" w:bidi="en_US"/>
-          </w:rPr>
-          <w:rPr>
-            <w:color w:val="0000EE"/>
-            <w:u w:val="single"/>
-          </w:rPr>
-          <w:t>2 Kings 21:23–24</w:t>
-        </w:r>
-      </w:hyperlink>
+      <w:r>
+        <w:rPr>
+          <w:lang w:val="en_US" w:bidi="en_US"/>
+        </w:rPr>
+        <w:t>2 Kings 21:23–24</w:t>
+      </w:r>
       <w:r>
         <w:rPr>
           <w:lang w:val="en_US" w:bidi="en_US"/>
@@ -344,36 +320,24 @@
         </w:rPr>
         <w:t>Josiah served the Lord and rejected his ancestors' support of paganism. In the twelfth year of his reign, he ordered the destruction of pagan idols and altars (</w:t>
       </w:r>
-      <w:hyperlink r:id="rId17">
-        <w:r>
-          <w:rPr>
-            <w:lang w:val="en_US" w:bidi="en_US"/>
-          </w:rPr>
-          <w:rPr>
-            <w:color w:val="0000EE"/>
-            <w:u w:val="single"/>
-          </w:rPr>
-          <w:t>2 Chronicles 34:3–7</w:t>
-        </w:r>
-      </w:hyperlink>
+      <w:r>
+        <w:rPr>
+          <w:lang w:val="en_US" w:bidi="en_US"/>
+        </w:rPr>
+        <w:t>2 Chronicles 34:3–7</w:t>
+      </w:r>
       <w:r>
         <w:rPr>
           <w:lang w:val="en_US" w:bidi="en_US"/>
         </w:rPr>
         <w:t>). In his eighteenth year as king, he funded the temple's repair so the priests and people of Judah could worship the one true God (</w:t>
       </w:r>
-      <w:hyperlink r:id="rId18">
-        <w:r>
-          <w:rPr>
-            <w:lang w:val="en_US" w:bidi="en_US"/>
-          </w:rPr>
-          <w:rPr>
-            <w:color w:val="0000EE"/>
-            <w:u w:val="single"/>
-          </w:rPr>
-          <w:t>2 Chronicles 34:8</w:t>
-        </w:r>
-      </w:hyperlink>
+      <w:r>
+        <w:rPr>
+          <w:lang w:val="en_US" w:bidi="en_US"/>
+        </w:rPr>
+        <w:t>2 Chronicles 34:8</w:t>
+      </w:r>
       <w:r>
         <w:rPr>
           <w:lang w:val="en_US" w:bidi="en_US"/>
@@ -408,18 +372,12 @@
         </w:rPr>
         <w:t xml:space="preserve">Josiah died in battle against the Egyptians in 609 BC (see </w:t>
       </w:r>
-      <w:hyperlink r:id="rId19">
-        <w:r>
-          <w:rPr>
-            <w:lang w:val="en_US" w:bidi="en_US"/>
-          </w:rPr>
-          <w:rPr>
-            <w:color w:val="0000EE"/>
-            <w:u w:val="single"/>
-          </w:rPr>
-          <w:t>2 Kings 23:29</w:t>
-        </w:r>
-      </w:hyperlink>
+      <w:r>
+        <w:rPr>
+          <w:lang w:val="en_US" w:bidi="en_US"/>
+        </w:rPr>
+        <w:t>2 Kings 23:29</w:t>
+      </w:r>
       <w:r>
         <w:rPr>
           <w:lang w:val="en_US" w:bidi="en_US"/>
@@ -473,18 +431,12 @@
           <w:lang w:val="en_US" w:bidi="en_US"/>
         </w:rPr>
       </w:r>
-      <w:hyperlink r:id="rId20">
-        <w:r>
-          <w:rPr>
-            <w:lang w:val="en_US" w:bidi="en_US"/>
-          </w:rPr>
-          <w:rPr>
-            <w:color w:val="0000EE"/>
-            <w:u w:val="single"/>
-          </w:rPr>
-          <w:t>Chapter 1</w:t>
-        </w:r>
-      </w:hyperlink>
+      <w:r>
+        <w:rPr>
+          <w:lang w:val="en_US" w:bidi="en_US"/>
+        </w:rPr>
+        <w:t>Chapter 1</w:t>
+      </w:r>
       <w:r>
         <w:rPr>
           <w:lang w:val="en_US" w:bidi="en_US"/>
@@ -499,36 +451,24 @@
           <w:lang w:val="en_US" w:bidi="en_US"/>
         </w:rPr>
       </w:r>
-      <w:hyperlink r:id="rId21">
-        <w:r>
-          <w:rPr>
-            <w:lang w:val="en_US" w:bidi="en_US"/>
-          </w:rPr>
-          <w:rPr>
-            <w:color w:val="0000EE"/>
-            <w:u w:val="single"/>
-          </w:rPr>
-          <w:t>Chapters 2–20</w:t>
-        </w:r>
-      </w:hyperlink>
+      <w:r>
+        <w:rPr>
+          <w:lang w:val="en_US" w:bidi="en_US"/>
+        </w:rPr>
+        <w:t>Chapters 2–20</w:t>
+      </w:r>
       <w:r>
         <w:rPr>
           <w:lang w:val="en_US" w:bidi="en_US"/>
         </w:rPr>
         <w:t xml:space="preserve"> cover the period from 627 to 605 BC. These chapters describe the interactions between God, Jeremiah, and the people of Judah. God, through Jeremiah, strongly criticized pagan worship in Judah, warned of an invasion from the north, and announced severe punishment. In </w:t>
       </w:r>
-      <w:hyperlink r:id="rId22">
-        <w:r>
-          <w:rPr>
-            <w:lang w:val="en_US" w:bidi="en_US"/>
-          </w:rPr>
-          <w:rPr>
-            <w:color w:val="0000EE"/>
-            <w:u w:val="single"/>
-          </w:rPr>
-          <w:t>chapters 11–20</w:t>
-        </w:r>
-      </w:hyperlink>
+      <w:r>
+        <w:rPr>
+          <w:lang w:val="en_US" w:bidi="en_US"/>
+        </w:rPr>
+        <w:t>chapters 11–20</w:t>
+      </w:r>
       <w:r>
         <w:rPr>
           <w:lang w:val="en_US" w:bidi="en_US"/>
@@ -543,18 +483,12 @@
           <w:lang w:val="en_US" w:bidi="en_US"/>
         </w:rPr>
       </w:r>
-      <w:hyperlink r:id="rId23">
-        <w:r>
-          <w:rPr>
-            <w:lang w:val="en_US" w:bidi="en_US"/>
-          </w:rPr>
-          <w:rPr>
-            <w:color w:val="0000EE"/>
-            <w:u w:val="single"/>
-          </w:rPr>
-          <w:t>Chapters 21–29</w:t>
-        </w:r>
-      </w:hyperlink>
+      <w:r>
+        <w:rPr>
+          <w:lang w:val="en_US" w:bidi="en_US"/>
+        </w:rPr>
+        <w:t>Chapters 21–29</w:t>
+      </w:r>
       <w:r>
         <w:rPr>
           <w:lang w:val="en_US" w:bidi="en_US"/>
@@ -569,36 +503,24 @@
           <w:lang w:val="en_US" w:bidi="en_US"/>
         </w:rPr>
       </w:r>
-      <w:hyperlink r:id="rId24">
-        <w:r>
-          <w:rPr>
-            <w:lang w:val="en_US" w:bidi="en_US"/>
-          </w:rPr>
-          <w:rPr>
-            <w:color w:val="0000EE"/>
-            <w:u w:val="single"/>
-          </w:rPr>
-          <w:t>Chapters 30–33</w:t>
-        </w:r>
-      </w:hyperlink>
+      <w:r>
+        <w:rPr>
+          <w:lang w:val="en_US" w:bidi="en_US"/>
+        </w:rPr>
+        <w:t>Chapters 30–33</w:t>
+      </w:r>
       <w:r>
         <w:rPr>
           <w:lang w:val="en_US" w:bidi="en_US"/>
         </w:rPr>
         <w:t xml:space="preserve"> cover the period from 596 to 588 BC. These chapters offer hope by focusing on the chance for the people of Judah to be restored. They look ahead to a new covenant relationship between God and his people. The vision looks ahead and announces a “righteous descendant” who will bring salvation (</w:t>
       </w:r>
-      <w:hyperlink r:id="rId25">
-        <w:r>
-          <w:rPr>
-            <w:lang w:val="en_US" w:bidi="en_US"/>
-          </w:rPr>
-          <w:rPr>
-            <w:color w:val="0000EE"/>
-            <w:u w:val="single"/>
-          </w:rPr>
-          <w:t>33:15</w:t>
-        </w:r>
-      </w:hyperlink>
+      <w:r>
+        <w:rPr>
+          <w:lang w:val="en_US" w:bidi="en_US"/>
+        </w:rPr>
+        <w:t>33:15</w:t>
+      </w:r>
       <w:r>
         <w:rPr>
           <w:lang w:val="en_US" w:bidi="en_US"/>
@@ -613,36 +535,24 @@
           <w:lang w:val="en_US" w:bidi="en_US"/>
         </w:rPr>
       </w:r>
-      <w:hyperlink r:id="rId26">
-        <w:r>
-          <w:rPr>
-            <w:lang w:val="en_US" w:bidi="en_US"/>
-          </w:rPr>
-          <w:rPr>
-            <w:color w:val="0000EE"/>
-            <w:u w:val="single"/>
-          </w:rPr>
-          <w:t>Chapters 34–45</w:t>
-        </w:r>
-      </w:hyperlink>
+      <w:r>
+        <w:rPr>
+          <w:lang w:val="en_US" w:bidi="en_US"/>
+        </w:rPr>
+        <w:t>Chapters 34–45</w:t>
+      </w:r>
       <w:r>
         <w:rPr>
           <w:lang w:val="en_US" w:bidi="en_US"/>
         </w:rPr>
         <w:t xml:space="preserve"> covers the period between 605 and 580 BC. These chapters describe the Babylonian army attacking Jerusalem, breaking through the city walls, and destroying the temple, city, and entire kingdom of Judah. </w:t>
       </w:r>
-      <w:hyperlink r:id="rId27">
-        <w:r>
-          <w:rPr>
-            <w:lang w:val="en_US" w:bidi="en_US"/>
-          </w:rPr>
-          <w:rPr>
-            <w:color w:val="0000EE"/>
-            <w:u w:val="single"/>
-          </w:rPr>
-          <w:t>Chapters 34–36</w:t>
-        </w:r>
-      </w:hyperlink>
+      <w:r>
+        <w:rPr>
+          <w:lang w:val="en_US" w:bidi="en_US"/>
+        </w:rPr>
+        <w:t>Chapters 34–36</w:t>
+      </w:r>
       <w:r>
         <w:rPr>
           <w:lang w:val="en_US" w:bidi="en_US"/>
@@ -657,18 +567,12 @@
           <w:lang w:val="en_US" w:bidi="en_US"/>
         </w:rPr>
       </w:r>
-      <w:hyperlink r:id="rId28">
-        <w:r>
-          <w:rPr>
-            <w:lang w:val="en_US" w:bidi="en_US"/>
-          </w:rPr>
-          <w:rPr>
-            <w:color w:val="0000EE"/>
-            <w:u w:val="single"/>
-          </w:rPr>
-          <w:t>Chapters 46–51</w:t>
-        </w:r>
-      </w:hyperlink>
+      <w:r>
+        <w:rPr>
+          <w:lang w:val="en_US" w:bidi="en_US"/>
+        </w:rPr>
+        <w:t>Chapters 46–51</w:t>
+      </w:r>
       <w:r>
         <w:rPr>
           <w:lang w:val="en_US" w:bidi="en_US"/>
@@ -683,36 +587,24 @@
           <w:lang w:val="en_US" w:bidi="en_US"/>
         </w:rPr>
       </w:r>
-      <w:hyperlink r:id="rId29">
-        <w:r>
-          <w:rPr>
-            <w:lang w:val="en_US" w:bidi="en_US"/>
-          </w:rPr>
-          <w:rPr>
-            <w:color w:val="0000EE"/>
-            <w:u w:val="single"/>
-          </w:rPr>
-          <w:t>Chapter 52</w:t>
-        </w:r>
-      </w:hyperlink>
+      <w:r>
+        <w:rPr>
+          <w:lang w:val="en_US" w:bidi="en_US"/>
+        </w:rPr>
+        <w:t>Chapter 52</w:t>
+      </w:r>
       <w:r>
         <w:rPr>
           <w:lang w:val="en_US" w:bidi="en_US"/>
         </w:rPr>
         <w:t xml:space="preserve"> covers the period between 586 to 561 BC. This chapter describes the final days of Jerusalem, essentially repeating </w:t>
       </w:r>
-      <w:hyperlink r:id="rId30">
-        <w:r>
-          <w:rPr>
-            <w:lang w:val="en_US" w:bidi="en_US"/>
-          </w:rPr>
-          <w:rPr>
-            <w:color w:val="0000EE"/>
-            <w:u w:val="single"/>
-          </w:rPr>
-          <w:t>2 Kings 24:18–25:30</w:t>
-        </w:r>
-      </w:hyperlink>
+      <w:r>
+        <w:rPr>
+          <w:lang w:val="en_US" w:bidi="en_US"/>
+        </w:rPr>
+        <w:t>2 Kings 24:18–25:30</w:t>
+      </w:r>
       <w:r>
         <w:rPr>
           <w:lang w:val="en_US" w:bidi="en_US"/>
@@ -744,54 +636,36 @@
         </w:rPr>
         <w:t>In the fourth year of King Jehoiakim’s reign (605 BC), Jeremiah gave a series of messages to Baruch. Baruch wrote them on a scroll that was eventually delivered to the king (</w:t>
       </w:r>
-      <w:hyperlink r:id="rId31">
-        <w:r>
-          <w:rPr>
-            <w:lang w:val="en_US" w:bidi="en_US"/>
-          </w:rPr>
-          <w:rPr>
-            <w:color w:val="0000EE"/>
-            <w:u w:val="single"/>
-          </w:rPr>
-          <w:t>Jeremiah 36:1–26</w:t>
-        </w:r>
-      </w:hyperlink>
+      <w:r>
+        <w:rPr>
+          <w:lang w:val="en_US" w:bidi="en_US"/>
+        </w:rPr>
+        <w:t>Jeremiah 36:1–26</w:t>
+      </w:r>
       <w:r>
         <w:rPr>
           <w:lang w:val="en_US" w:bidi="en_US"/>
         </w:rPr>
         <w:t>). The king destroyed this scroll, but Jeremiah and Baruch rewrote the messages and added much more (</w:t>
       </w:r>
-      <w:hyperlink r:id="rId32">
-        <w:r>
-          <w:rPr>
-            <w:lang w:val="en_US" w:bidi="en_US"/>
-          </w:rPr>
-          <w:rPr>
-            <w:color w:val="0000EE"/>
-            <w:u w:val="single"/>
-          </w:rPr>
-          <w:t>36:32</w:t>
-        </w:r>
-      </w:hyperlink>
+      <w:r>
+        <w:rPr>
+          <w:lang w:val="en_US" w:bidi="en_US"/>
+        </w:rPr>
+        <w:t>36:32</w:t>
+      </w:r>
       <w:r>
         <w:rPr>
           <w:lang w:val="en_US" w:bidi="en_US"/>
         </w:rPr>
         <w:t xml:space="preserve">). The contents of this second scroll probably make up chapters </w:t>
       </w:r>
-      <w:hyperlink r:id="rId21">
-        <w:r>
-          <w:rPr>
-            <w:lang w:val="en_US" w:bidi="en_US"/>
-          </w:rPr>
-          <w:rPr>
-            <w:color w:val="0000EE"/>
-            <w:u w:val="single"/>
-          </w:rPr>
-          <w:t>2–20</w:t>
-        </w:r>
-      </w:hyperlink>
+      <w:r>
+        <w:rPr>
+          <w:lang w:val="en_US" w:bidi="en_US"/>
+        </w:rPr>
+        <w:t>2–20</w:t>
+      </w:r>
       <w:r>
         <w:rPr>
           <w:lang w:val="en_US" w:bidi="en_US"/>
@@ -860,18 +734,12 @@
         </w:rPr>
         <w:t xml:space="preserve">The text of Jeremiah features a communication method called a "messenger system." This system was common in ancient Near Eastern royal governments and is still used today. A country's ruler chose someone to deliver verbal and written messages to other countries. The messenger carried the ruler's authority while delivering the message. The recipient could accept or reject the message and send a reply. If the recipient rejected the message, he might harm the messenger and prepare for war (see </w:t>
       </w:r>
-      <w:hyperlink r:id="rId33">
-        <w:r>
-          <w:rPr>
-            <w:lang w:val="en_US" w:bidi="en_US"/>
-          </w:rPr>
-          <w:rPr>
-            <w:color w:val="0000EE"/>
-            <w:u w:val="single"/>
-          </w:rPr>
-          <w:t>2 Samuel 10:1–19</w:t>
-        </w:r>
-      </w:hyperlink>
+      <w:r>
+        <w:rPr>
+          <w:lang w:val="en_US" w:bidi="en_US"/>
+        </w:rPr>
+        <w:t>2 Samuel 10:1–19</w:t>
+      </w:r>
       <w:r>
         <w:rPr>
           <w:lang w:val="en_US" w:bidi="en_US"/>
@@ -904,18 +772,12 @@
         </w:rPr>
         <w:t>Many messages in Jeremiah use a courtroom setting and language. The book starts with the Lord saying, “I will bring my case against you... I will even bring charges against your children’s children in the years to come” (</w:t>
       </w:r>
-      <w:hyperlink r:id="rId34">
-        <w:r>
-          <w:rPr>
-            <w:lang w:val="en_US" w:bidi="en_US"/>
-          </w:rPr>
-          <w:rPr>
-            <w:color w:val="0000EE"/>
-            <w:u w:val="single"/>
-          </w:rPr>
-          <w:t>Jer 2:9</w:t>
-        </w:r>
-      </w:hyperlink>
+      <w:r>
+        <w:rPr>
+          <w:lang w:val="en_US" w:bidi="en_US"/>
+        </w:rPr>
+        <w:t>Jer 2:9</w:t>
+      </w:r>
       <w:r>
         <w:rPr>
           <w:lang w:val="en_US" w:bidi="en_US"/>
@@ -972,18 +834,12 @@
         </w:rPr>
         <w:t>In Old Testament Israel, there was a conflict between idol worship and worship of the Lord. Jeremiah often reminded the people that they had made a covenant with God. This promise meant they should worship and love only God with their whole heart. In an important passage (</w:t>
       </w:r>
-      <w:hyperlink r:id="rId35">
-        <w:r>
-          <w:rPr>
-            <w:lang w:val="en_US" w:bidi="en_US"/>
-          </w:rPr>
-          <w:rPr>
-            <w:color w:val="0000EE"/>
-            <w:u w:val="single"/>
-          </w:rPr>
-          <w:t>Jeremiah 10:1–16</w:t>
-        </w:r>
-      </w:hyperlink>
+      <w:r>
+        <w:rPr>
+          <w:lang w:val="en_US" w:bidi="en_US"/>
+        </w:rPr>
+        <w:t>Jeremiah 10:1–16</w:t>
+      </w:r>
       <w:r>
         <w:rPr>
           <w:lang w:val="en_US" w:bidi="en_US"/>
@@ -1100,54 +956,36 @@
         </w:rPr>
         <w:t xml:space="preserve">The clearest description of God’s mercy is in chapters </w:t>
       </w:r>
-      <w:hyperlink r:id="rId24">
-        <w:r>
-          <w:rPr>
-            <w:lang w:val="en_US" w:bidi="en_US"/>
-          </w:rPr>
-          <w:rPr>
-            <w:color w:val="0000EE"/>
-            <w:u w:val="single"/>
-          </w:rPr>
-          <w:t>30–33</w:t>
-        </w:r>
-      </w:hyperlink>
+      <w:r>
+        <w:rPr>
+          <w:lang w:val="en_US" w:bidi="en_US"/>
+        </w:rPr>
+        <w:t>30–33</w:t>
+      </w:r>
       <w:r>
         <w:rPr>
           <w:lang w:val="en_US" w:bidi="en_US"/>
         </w:rPr>
         <w:t>. These chapters promise a new covenant and a new king. Instead of destroying, God would plant and rebuild (</w:t>
       </w:r>
-      <w:hyperlink r:id="rId36">
-        <w:r>
-          <w:rPr>
-            <w:lang w:val="en_US" w:bidi="en_US"/>
-          </w:rPr>
-          <w:rPr>
-            <w:color w:val="0000EE"/>
-            <w:u w:val="single"/>
-          </w:rPr>
-          <w:t>1:10</w:t>
-        </w:r>
-      </w:hyperlink>
+      <w:r>
+        <w:rPr>
+          <w:lang w:val="en_US" w:bidi="en_US"/>
+        </w:rPr>
+        <w:t>1:10</w:t>
+      </w:r>
       <w:r>
         <w:rPr>
           <w:lang w:val="en_US" w:bidi="en_US"/>
         </w:rPr>
         <w:t xml:space="preserve">; </w:t>
       </w:r>
-      <w:hyperlink r:id="rId37">
-        <w:r>
-          <w:rPr>
-            <w:lang w:val="en_US" w:bidi="en_US"/>
-          </w:rPr>
-          <w:rPr>
-            <w:color w:val="0000EE"/>
-            <w:u w:val="single"/>
-          </w:rPr>
-          <w:t>31:28</w:t>
-        </w:r>
-      </w:hyperlink>
+      <w:r>
+        <w:rPr>
+          <w:lang w:val="en_US" w:bidi="en_US"/>
+        </w:rPr>
+        <w:t>31:28</w:t>
+      </w:r>
       <w:r>
         <w:rPr>
           <w:lang w:val="en_US" w:bidi="en_US"/>
@@ -1168,72 +1006,48 @@
         </w:rPr>
         <w:t xml:space="preserve">In all of this, the prophet Jeremiah felt a strong conflict between the Lord's command in </w:t>
       </w:r>
-      <w:hyperlink r:id="rId38">
-        <w:r>
-          <w:rPr>
-            <w:lang w:val="en_US" w:bidi="en_US"/>
-          </w:rPr>
-          <w:rPr>
-            <w:color w:val="0000EE"/>
-            <w:u w:val="single"/>
-          </w:rPr>
-          <w:t>1:17–19</w:t>
-        </w:r>
-      </w:hyperlink>
+      <w:r>
+        <w:rPr>
+          <w:lang w:val="en_US" w:bidi="en_US"/>
+        </w:rPr>
+        <w:t>1:17–19</w:t>
+      </w:r>
       <w:r>
         <w:rPr>
           <w:lang w:val="en_US" w:bidi="en_US"/>
         </w:rPr>
         <w:t xml:space="preserve"> and his own wishes. The Lord commanded him to "Go… and tell," but the prophet wanted to keep peace with his neighbors (see </w:t>
       </w:r>
-      <w:hyperlink r:id="rId39">
-        <w:r>
-          <w:rPr>
-            <w:lang w:val="en_US" w:bidi="en_US"/>
-          </w:rPr>
-          <w:rPr>
-            <w:color w:val="0000EE"/>
-            <w:u w:val="single"/>
-          </w:rPr>
-          <w:t>20:8–9</w:t>
-        </w:r>
-      </w:hyperlink>
+      <w:r>
+        <w:rPr>
+          <w:lang w:val="en_US" w:bidi="en_US"/>
+        </w:rPr>
+        <w:t>20:8–9</w:t>
+      </w:r>
       <w:r>
         <w:rPr>
           <w:lang w:val="en_US" w:bidi="en_US"/>
         </w:rPr>
         <w:t>). He felt a strong connection with his people, and the harsh words of judgment and destruction he had to speak deeply affected him. More than any other Old Testament prophet, Jeremiah showed us his compassion as he struggled to obey (</w:t>
       </w:r>
-      <w:hyperlink r:id="rId40">
-        <w:r>
-          <w:rPr>
-            <w:lang w:val="en_US" w:bidi="en_US"/>
-          </w:rPr>
-          <w:rPr>
-            <w:color w:val="0000EE"/>
-            <w:u w:val="single"/>
-          </w:rPr>
-          <w:t>15:16–18</w:t>
-        </w:r>
-      </w:hyperlink>
+      <w:r>
+        <w:rPr>
+          <w:lang w:val="en_US" w:bidi="en_US"/>
+        </w:rPr>
+        <w:t>15:16–18</w:t>
+      </w:r>
       <w:r>
         <w:rPr>
           <w:lang w:val="en_US" w:bidi="en_US"/>
         </w:rPr>
         <w:t xml:space="preserve">; compare </w:t>
       </w:r>
-      <w:hyperlink r:id="rId41">
-        <w:r>
-          <w:rPr>
-            <w:lang w:val="en_US" w:bidi="en_US"/>
-          </w:rPr>
-          <w:rPr>
-            <w:color w:val="0000EE"/>
-            <w:u w:val="single"/>
-          </w:rPr>
-          <w:t>Matthew 26:36–42</w:t>
-        </w:r>
-      </w:hyperlink>
+      <w:r>
+        <w:rPr>
+          <w:lang w:val="en_US" w:bidi="en_US"/>
+        </w:rPr>
+        <w:t>Matthew 26:36–42</w:t>
+      </w:r>
       <w:r>
         <w:rPr>
           <w:lang w:val="en_US" w:bidi="en_US"/>
